--- a/EXPORTS/DOCX/published/niveau3/English/BGKW.docx
+++ b/EXPORTS/DOCX/published/niveau3/English/BGKW.docx
@@ -428,18 +428,7 @@
           <w:color w:val="000000"/>
           <w:sz w:val="24"/>
         </w:rPr>
-        <w:t>very few objects were added to the 'cabinet', as the Society's museum</w:t>
-      </w:r>
-      <w:r>
-        <w:rPr>
-          <w:u w:val="single" w:color="0000ff"/>
-          <w:rFonts w:ascii="Charis SIL Regular" w:hAnsi="Charis SIL Regular" w:eastAsia="Charis SIL Regular"/>
-          <w:b w:val="0"/>
-          <w:i w:val="0"/>
-          <w:color w:val="000000"/>
-          <w:sz w:val="24"/>
-        </w:rPr>
-        <w:t xml:space="preserve"> was the</w:t>
+        <w:t>very few objects were added to the 'cabinet', as the Society's museum was the</w:t>
       </w:r>
       <w:r>
         <w:rPr>
@@ -1122,7 +1111,7 @@
           <w:sz w:val="24"/>
           <w:u w:val="single"/>
         </w:rPr>
-        <w:hyperlink r:id="rId11" w:history="1">
+        <w:hyperlink r:id="rId12" w:history="1">
           <w:r>
             <w:rPr>
               <w:rStyle w:val="Hyperlink"/>
@@ -1297,7 +1286,43 @@
           <w:color w:val="000000"/>
           <w:sz w:val="24"/>
         </w:rPr>
-        <w:t>National Archives of Indonesia. The inventory can be downloa</w:t>
+        <w:t>National Archives of Indonesia. The inventory c</w:t>
+      </w:r>
+      <w:r>
+        <w:rPr>
+          <w:u w:val="single" w:color="0000ff"/>
+          <w:rFonts w:ascii="Charis SIL Regular" w:hAnsi="Charis SIL Regular" w:eastAsia="Charis SIL Regular"/>
+          <w:b w:val="0"/>
+          <w:i w:val="0"/>
+          <w:color w:val="000000"/>
+          <w:sz w:val="24"/>
+        </w:rPr>
+        <w:hyperlink r:id="rId12" w:history="1">
+          <w:r>
+            <w:rPr>
+              <w:rStyle w:val="Hyperlink"/>
+            </w:rPr>
+            <w:t>an be</w:t>
+          </w:r>
+        </w:hyperlink>
+      </w:r>
+      <w:r>
+        <w:rPr>
+          <w:u w:val="single" w:color="0000ff"/>
+          <w:rFonts w:ascii="Charis SIL Regular" w:hAnsi="Charis SIL Regular" w:eastAsia="Charis SIL Regular"/>
+          <w:b w:val="0"/>
+          <w:i w:val="0"/>
+          <w:color w:val="000000"/>
+          <w:sz w:val="24"/>
+        </w:rPr>
+        <w:hyperlink r:id="rId12" w:history="1">
+          <w:r>
+            <w:rPr>
+              <w:rStyle w:val="Hyperlink"/>
+            </w:rPr>
+            <w:t xml:space="preserve"> downloa</w:t>
+          </w:r>
+        </w:hyperlink>
       </w:r>
       <w:r>
         <w:rPr>
@@ -1659,7 +1684,7 @@
           <w:sz w:val="24"/>
           <w:u w:val="single"/>
         </w:rPr>
-        <w:t>Scientific research in colonised terri</w:t>
+        <w:t>Scientific research in colonised terr</w:t>
       </w:r>
       <w:r>
         <w:rPr>
@@ -1670,7 +1695,7 @@
           <w:sz w:val="24"/>
           <w:u w:val="single"/>
         </w:rPr>
-        <w:t>torie</w:t>
+        <w:t>i</w:t>
       </w:r>
       <w:r>
         <w:rPr>
@@ -1679,8 +1704,9 @@
           <w:i w:val="0"/>
           <w:color w:val="0000FF"/>
           <w:sz w:val="24"/>
+          <w:u w:val="single"/>
         </w:rPr>
-        <w:t>s</w:t>
+        <w:t>tories</w:t>
       </w:r>
       <w:r>
         <w:br/>

--- a/EXPORTS/DOCX/published/niveau3/English/BGKW.docx
+++ b/EXPORTS/DOCX/published/niveau3/English/BGKW.docx
@@ -428,7 +428,25 @@
           <w:color w:val="000000"/>
           <w:sz w:val="24"/>
         </w:rPr>
-        <w:t>very few objects were added to the 'cabinet', as the Society's museum was the</w:t>
+        <w:t>very few objects were added to the 'cabinet', as the Society's museum</w:t>
+      </w:r>
+      <w:r>
+        <w:rPr>
+          <w:u w:val="single" w:color="0000ff"/>
+          <w:rFonts w:ascii="Charis SIL Regular" w:hAnsi="Charis SIL Regular" w:eastAsia="Charis SIL Regular"/>
+          <w:b w:val="0"/>
+          <w:i w:val="0"/>
+          <w:color w:val="000000"/>
+          <w:sz w:val="24"/>
+        </w:rPr>
+        <w:hyperlink r:id="rId9" w:history="1">
+          <w:r>
+            <w:rPr>
+              <w:rStyle w:val="Hyperlink"/>
+            </w:rPr>
+            <w:t xml:space="preserve"> was the</w:t>
+          </w:r>
+        </w:hyperlink>
       </w:r>
       <w:r>
         <w:rPr>
@@ -1080,9 +1098,8 @@
           <w:i w:val="0"/>
           <w:color w:val="0000FF"/>
           <w:sz w:val="24"/>
-          <w:u w:val="single"/>
         </w:rPr>
-        <w:t xml:space="preserve"> </w:t>
+        <w:t xml:space="preserve"> Nas</w:t>
       </w:r>
       <w:r>
         <w:rPr>
@@ -1093,25 +1110,7 @@
           <w:sz w:val="24"/>
           <w:u w:val="single"/>
         </w:rPr>
-        <w:hyperlink r:id="rId12" w:history="1">
-          <w:r>
-            <w:rPr>
-              <w:rStyle w:val="Hyperlink"/>
-            </w:rPr>
-            <w:t>Nas</w:t>
-          </w:r>
-        </w:hyperlink>
-      </w:r>
-      <w:r>
-        <w:rPr>
-          <w:rFonts w:ascii="Charis SIL Regular" w:hAnsi="Charis SIL Regular" w:eastAsia="Charis SIL Regular"/>
-          <w:b w:val="0"/>
-          <w:i w:val="0"/>
-          <w:color w:val="0000FF"/>
-          <w:sz w:val="24"/>
-          <w:u w:val="single"/>
-        </w:rPr>
-        <w:hyperlink r:id="rId12" w:history="1">
+        <w:hyperlink r:id="rId11" w:history="1">
           <w:r>
             <w:rPr>
               <w:rStyle w:val="Hyperlink"/>
@@ -1140,7 +1139,7 @@
           <w:sz w:val="24"/>
           <w:u w:val="single"/>
         </w:rPr>
-        <w:hyperlink r:id="rId12" w:history="1">
+        <w:hyperlink r:id="rId11" w:history="1">
           <w:r>
             <w:rPr>
               <w:rStyle w:val="Hyperlink"/>
@@ -1158,7 +1157,7 @@
           <w:sz w:val="24"/>
           <w:u w:val="single"/>
         </w:rPr>
-        <w:hyperlink r:id="rId12" w:history="1">
+        <w:hyperlink r:id="rId11" w:history="1">
           <w:r>
             <w:rPr>
               <w:rStyle w:val="Hyperlink"/>
@@ -1176,7 +1175,7 @@
           <w:sz w:val="24"/>
           <w:u w:val="single"/>
         </w:rPr>
-        <w:hyperlink r:id="rId12" w:history="1">
+        <w:hyperlink r:id="rId11" w:history="1">
           <w:r>
             <w:rPr>
               <w:rStyle w:val="Hyperlink"/>
@@ -1205,7 +1204,7 @@
           <w:sz w:val="24"/>
           <w:u w:val="single"/>
         </w:rPr>
-        <w:hyperlink r:id="rId12" w:history="1">
+        <w:hyperlink r:id="rId11" w:history="1">
           <w:r>
             <w:rPr>
               <w:rStyle w:val="Hyperlink"/>
@@ -1221,16 +1220,8 @@
           <w:i w:val="0"/>
           <w:color w:val="0000FF"/>
           <w:sz w:val="24"/>
-          <w:u w:val="single"/>
         </w:rPr>
-        <w:hyperlink r:id="rId12" w:history="1">
-          <w:r>
-            <w:rPr>
-              <w:rStyle w:val="Hyperlink"/>
-            </w:rPr>
-            <w:t>d</w:t>
-          </w:r>
-        </w:hyperlink>
+        <w:t>d</w:t>
       </w:r>
       <w:r>
         <w:rPr>
@@ -1241,7 +1232,7 @@
           <w:sz w:val="24"/>
           <w:u w:val="single"/>
         </w:rPr>
-        <w:hyperlink r:id="rId12" w:history="1">
+        <w:hyperlink r:id="rId11" w:history="1">
           <w:r>
             <w:rPr>
               <w:rStyle w:val="Hyperlink"/>
@@ -1684,7 +1675,7 @@
           <w:sz w:val="24"/>
           <w:u w:val="single"/>
         </w:rPr>
-        <w:t>Scientific research in colonised terr</w:t>
+        <w:t>Scientific research in colonised terri</w:t>
       </w:r>
       <w:r>
         <w:rPr>
@@ -1695,7 +1686,7 @@
           <w:sz w:val="24"/>
           <w:u w:val="single"/>
         </w:rPr>
-        <w:t>i</w:t>
+        <w:t>torie</w:t>
       </w:r>
       <w:r>
         <w:rPr>
@@ -1704,9 +1695,8 @@
           <w:i w:val="0"/>
           <w:color w:val="0000FF"/>
           <w:sz w:val="24"/>
-          <w:u w:val="single"/>
         </w:rPr>
-        <w:t>tories</w:t>
+        <w:t>s</w:t>
       </w:r>
       <w:r>
         <w:br/>

--- a/EXPORTS/DOCX/published/niveau3/English/BGKW.docx
+++ b/EXPORTS/DOCX/published/niveau3/English/BGKW.docx
@@ -439,14 +439,7 @@
           <w:color w:val="000000"/>
           <w:sz w:val="24"/>
         </w:rPr>
-        <w:hyperlink r:id="rId9" w:history="1">
-          <w:r>
-            <w:rPr>
-              <w:rStyle w:val="Hyperlink"/>
-            </w:rPr>
-            <w:t xml:space="preserve"> was the</w:t>
-          </w:r>
-        </w:hyperlink>
+        <w:t xml:space="preserve"> was the</w:t>
       </w:r>
       <w:r>
         <w:rPr>
@@ -1098,6 +1091,7 @@
           <w:i w:val="0"/>
           <w:color w:val="0000FF"/>
           <w:sz w:val="24"/>
+          <w:u w:val="single"/>
         </w:rPr>
         <w:t xml:space="preserve"> Nas</w:t>
       </w:r>
@@ -1204,7 +1198,7 @@
           <w:sz w:val="24"/>
           <w:u w:val="single"/>
         </w:rPr>
-        <w:hyperlink r:id="rId11" w:history="1">
+        <w:hyperlink r:id="rId12" w:history="1">
           <w:r>
             <w:rPr>
               <w:rStyle w:val="Hyperlink"/>
@@ -1221,7 +1215,14 @@
           <w:color w:val="0000FF"/>
           <w:sz w:val="24"/>
         </w:rPr>
-        <w:t>d</w:t>
+        <w:hyperlink r:id="rId12" w:history="1">
+          <w:r>
+            <w:rPr>
+              <w:rStyle w:val="Hyperlink"/>
+            </w:rPr>
+            <w:t>d</w:t>
+          </w:r>
+        </w:hyperlink>
       </w:r>
       <w:r>
         <w:rPr>
@@ -1232,7 +1233,7 @@
           <w:sz w:val="24"/>
           <w:u w:val="single"/>
         </w:rPr>
-        <w:hyperlink r:id="rId11" w:history="1">
+        <w:hyperlink r:id="rId12" w:history="1">
           <w:r>
             <w:rPr>
               <w:rStyle w:val="Hyperlink"/>
@@ -1675,7 +1676,7 @@
           <w:sz w:val="24"/>
           <w:u w:val="single"/>
         </w:rPr>
-        <w:t>Scientific research in colonised terri</w:t>
+        <w:t>Scientific research in colonised terr</w:t>
       </w:r>
       <w:r>
         <w:rPr>
@@ -1686,7 +1687,7 @@
           <w:sz w:val="24"/>
           <w:u w:val="single"/>
         </w:rPr>
-        <w:t>torie</w:t>
+        <w:t>i</w:t>
       </w:r>
       <w:r>
         <w:rPr>
@@ -1695,8 +1696,9 @@
           <w:i w:val="0"/>
           <w:color w:val="0000FF"/>
           <w:sz w:val="24"/>
+          <w:u w:val="single"/>
         </w:rPr>
-        <w:t>s</w:t>
+        <w:t>tories</w:t>
       </w:r>
       <w:r>
         <w:br/>
